--- a/docs/versiones/manual_usuario_v1.15_2026-10-25.docx
+++ b/docs/versiones/manual_usuario_v1.15_2026-10-25.docx
@@ -330,7 +330,7 @@
         <w:t>En cinco pasos:</w:t>
       </w:r>
       <w:r>
-        <w:t xml:space="preserve"> solicitar los catálogos, procesarlos, revisar los eventos dudosos o faltantes, decidir si se publica o corrige, y descargar los entregables.</w:t>
+        <w:t xml:space="preserve"> solicitar los catálogos, procesarlos, revisar los eventos dudosos o faltantes, usar la información para decidir acciones sobre la publicación y descargar los entregables. RCS informa y ordena; no publica, corrige ni despublica por sí sola.</w:t>
       </w:r>
     </w:p>
     <w:p>
@@ -340,7 +340,7 @@
       <w:r>
         <w:drawing>
           <wp:inline xmlns:a="http://schemas.openxmlformats.org/drawingml/2006/main" xmlns:pic="http://schemas.openxmlformats.org/drawingml/2006/picture">
-            <wp:extent cx="5486400" cy="6251670"/>
+            <wp:extent cx="5486400" cy="5956370"/>
             <wp:docPr id="1" name="Picture 1"/>
             <wp:cNvGraphicFramePr>
               <a:graphicFrameLocks noChangeAspect="1"/>
@@ -361,7 +361,7 @@
                   <pic:spPr>
                     <a:xfrm>
                       <a:off x="0" y="0"/>
-                      <a:ext cx="5486400" cy="6251670"/>
+                      <a:ext cx="5486400" cy="5956370"/>
                     </a:xfrm>
                     <a:prstGeom prst="rect"/>
                   </pic:spPr>
@@ -405,7 +405,7 @@
       <w:r>
         <w:drawing>
           <wp:inline xmlns:a="http://schemas.openxmlformats.org/drawingml/2006/main" xmlns:pic="http://schemas.openxmlformats.org/drawingml/2006/picture">
-            <wp:extent cx="5486400" cy="3865055"/>
+            <wp:extent cx="5486400" cy="3670735"/>
             <wp:docPr id="2" name="Picture 2"/>
             <wp:cNvGraphicFramePr>
               <a:graphicFrameLocks noChangeAspect="1"/>
@@ -426,7 +426,7 @@
                   <pic:spPr>
                     <a:xfrm>
                       <a:off x="0" y="0"/>
-                      <a:ext cx="5486400" cy="3865055"/>
+                      <a:ext cx="5486400" cy="3670735"/>
                     </a:xfrm>
                     <a:prstGeom prst="rect"/>
                   </pic:spPr>
@@ -2926,7 +2926,7 @@
         <w:t>—</w:t>
       </w:r>
       <w:r>
-        <w:t>. Así se puede decidir si el evento publicado corresponde o no, sin agregar dos columnas más a la tabla.</w:t>
+        <w:t>. Así el analista puede decidir si el evento publicado corresponde o no, sin agregar dos columnas más a la tabla. RCS solo entrega el dato: no publica, corrige ni despublica.</w:t>
       </w:r>
     </w:p>
     <w:p>
